--- a/file_assets/assets/cover-letters/cl_ai_pm.docx
+++ b/file_assets/assets/cover-letters/cl_ai_pm.docx
@@ -77,7 +77,15 @@
       </w:pPr>
       <w:r>
         <w:rPr/>
-        <w:t>I am excited to apply for the AI Product Manager role. With a proven record of turning cutting-edge AI technologies into adoption-ready products, I bring a unique blend of technical expertise, product strategy, and cross-functional leadership that enables me to ship AI solutions with measurable business impact.</w:t>
+        <w:t xml:space="preserve">I am excited to apply for the AI Product Manager role </w:t>
+      </w:r>
+      <w:r>
+        <w:rPr/>
+        <w:t>at your company</w:t>
+      </w:r>
+      <w:r>
+        <w:rPr/>
+        <w:t>. With a proven record of turning cutting-edge AI technologies into adoption-ready products, I bring a unique blend of technical expertise, product strategy, and cross-functional leadership that enables me to ship AI solutions with measurable business impact.</w:t>
         <w:br/>
         <w:br/>
         <w:t>At Majorly, I launched Ana, a GenAI career-advisor agent that lifted adoption rates across paying organizations from 24% to 52% while saving advisors over 10 hours per week. I also spearheaded the launch of a real-time speech-to-speech interview simulator, driving a 20% boost in weekly active users within six weeks and converting three pilots into paying clients. Additionally, I developed a self-serve GenAI analytics feature that cut reporting turnaround from days to minutes, showcasing my ability to design eval-first roadmaps and deliver tangible value.</w:t>
@@ -142,6 +150,7 @@
         </w:tabs>
         <w:ind w:start="1080" w:hanging="360"/>
       </w:pPr>
+      <w:rPr/>
     </w:lvl>
     <w:lvl w:ilvl="2">
       <w:start w:val="1"/>
@@ -154,6 +163,7 @@
         </w:tabs>
         <w:ind w:start="1440" w:hanging="360"/>
       </w:pPr>
+      <w:rPr/>
     </w:lvl>
     <w:lvl w:ilvl="3">
       <w:start w:val="1"/>
@@ -166,6 +176,7 @@
         </w:tabs>
         <w:ind w:start="1800" w:hanging="360"/>
       </w:pPr>
+      <w:rPr/>
     </w:lvl>
     <w:lvl w:ilvl="4">
       <w:start w:val="1"/>
@@ -178,6 +189,7 @@
         </w:tabs>
         <w:ind w:start="2160" w:hanging="360"/>
       </w:pPr>
+      <w:rPr/>
     </w:lvl>
     <w:lvl w:ilvl="5">
       <w:start w:val="1"/>
@@ -190,6 +202,7 @@
         </w:tabs>
         <w:ind w:start="2520" w:hanging="360"/>
       </w:pPr>
+      <w:rPr/>
     </w:lvl>
     <w:lvl w:ilvl="6">
       <w:start w:val="1"/>
@@ -202,6 +215,7 @@
         </w:tabs>
         <w:ind w:start="2880" w:hanging="360"/>
       </w:pPr>
+      <w:rPr/>
     </w:lvl>
     <w:lvl w:ilvl="7">
       <w:start w:val="1"/>
@@ -214,6 +228,7 @@
         </w:tabs>
         <w:ind w:start="3240" w:hanging="360"/>
       </w:pPr>
+      <w:rPr/>
     </w:lvl>
     <w:lvl w:ilvl="8">
       <w:start w:val="1"/>
@@ -226,6 +241,7 @@
         </w:tabs>
         <w:ind w:start="3600" w:hanging="360"/>
       </w:pPr>
+      <w:rPr/>
     </w:lvl>
   </w:abstractNum>
   <w:abstractNum w:abstractNumId="2">
@@ -255,6 +271,7 @@
         </w:tabs>
         <w:ind w:start="1080" w:hanging="360"/>
       </w:pPr>
+      <w:rPr/>
     </w:lvl>
     <w:lvl w:ilvl="2">
       <w:start w:val="1"/>
@@ -267,6 +284,7 @@
         </w:tabs>
         <w:ind w:start="1440" w:hanging="360"/>
       </w:pPr>
+      <w:rPr/>
     </w:lvl>
     <w:lvl w:ilvl="3">
       <w:start w:val="1"/>
@@ -279,6 +297,7 @@
         </w:tabs>
         <w:ind w:start="1800" w:hanging="360"/>
       </w:pPr>
+      <w:rPr/>
     </w:lvl>
     <w:lvl w:ilvl="4">
       <w:start w:val="1"/>
@@ -291,6 +310,7 @@
         </w:tabs>
         <w:ind w:start="2160" w:hanging="360"/>
       </w:pPr>
+      <w:rPr/>
     </w:lvl>
     <w:lvl w:ilvl="5">
       <w:start w:val="1"/>
@@ -303,6 +323,7 @@
         </w:tabs>
         <w:ind w:start="2520" w:hanging="360"/>
       </w:pPr>
+      <w:rPr/>
     </w:lvl>
     <w:lvl w:ilvl="6">
       <w:start w:val="1"/>
@@ -315,6 +336,7 @@
         </w:tabs>
         <w:ind w:start="2880" w:hanging="360"/>
       </w:pPr>
+      <w:rPr/>
     </w:lvl>
     <w:lvl w:ilvl="7">
       <w:start w:val="1"/>
@@ -327,6 +349,7 @@
         </w:tabs>
         <w:ind w:start="3240" w:hanging="360"/>
       </w:pPr>
+      <w:rPr/>
     </w:lvl>
     <w:lvl w:ilvl="8">
       <w:start w:val="1"/>
@@ -339,6 +362,7 @@
         </w:tabs>
         <w:ind w:start="3600" w:hanging="360"/>
       </w:pPr>
+      <w:rPr/>
     </w:lvl>
   </w:abstractNum>
   <w:abstractNum w:abstractNumId="3">
@@ -368,6 +392,7 @@
         </w:tabs>
         <w:ind w:start="1080" w:hanging="360"/>
       </w:pPr>
+      <w:rPr/>
     </w:lvl>
     <w:lvl w:ilvl="2">
       <w:start w:val="1"/>
@@ -380,6 +405,7 @@
         </w:tabs>
         <w:ind w:start="1440" w:hanging="360"/>
       </w:pPr>
+      <w:rPr/>
     </w:lvl>
     <w:lvl w:ilvl="3">
       <w:start w:val="1"/>
@@ -392,6 +418,7 @@
         </w:tabs>
         <w:ind w:start="1800" w:hanging="360"/>
       </w:pPr>
+      <w:rPr/>
     </w:lvl>
     <w:lvl w:ilvl="4">
       <w:start w:val="1"/>
@@ -404,6 +431,7 @@
         </w:tabs>
         <w:ind w:start="2160" w:hanging="360"/>
       </w:pPr>
+      <w:rPr/>
     </w:lvl>
     <w:lvl w:ilvl="5">
       <w:start w:val="1"/>
@@ -416,6 +444,7 @@
         </w:tabs>
         <w:ind w:start="2520" w:hanging="360"/>
       </w:pPr>
+      <w:rPr/>
     </w:lvl>
     <w:lvl w:ilvl="6">
       <w:start w:val="1"/>
@@ -428,6 +457,7 @@
         </w:tabs>
         <w:ind w:start="2880" w:hanging="360"/>
       </w:pPr>
+      <w:rPr/>
     </w:lvl>
     <w:lvl w:ilvl="7">
       <w:start w:val="1"/>
@@ -440,6 +470,7 @@
         </w:tabs>
         <w:ind w:start="3240" w:hanging="360"/>
       </w:pPr>
+      <w:rPr/>
     </w:lvl>
     <w:lvl w:ilvl="8">
       <w:start w:val="1"/>
@@ -452,6 +483,7 @@
         </w:tabs>
         <w:ind w:start="3600" w:hanging="360"/>
       </w:pPr>
+      <w:rPr/>
     </w:lvl>
   </w:abstractNum>
   <w:abstractNum w:abstractNumId="4">
@@ -479,6 +511,7 @@
         </w:tabs>
         <w:ind w:start="1080" w:hanging="360"/>
       </w:pPr>
+      <w:rPr/>
     </w:lvl>
     <w:lvl w:ilvl="2">
       <w:start w:val="1"/>
@@ -491,6 +524,7 @@
         </w:tabs>
         <w:ind w:start="1440" w:hanging="360"/>
       </w:pPr>
+      <w:rPr/>
     </w:lvl>
     <w:lvl w:ilvl="3">
       <w:start w:val="1"/>
@@ -503,6 +537,7 @@
         </w:tabs>
         <w:ind w:start="1800" w:hanging="360"/>
       </w:pPr>
+      <w:rPr/>
     </w:lvl>
     <w:lvl w:ilvl="4">
       <w:start w:val="1"/>
@@ -515,6 +550,7 @@
         </w:tabs>
         <w:ind w:start="2160" w:hanging="360"/>
       </w:pPr>
+      <w:rPr/>
     </w:lvl>
     <w:lvl w:ilvl="5">
       <w:start w:val="1"/>
@@ -527,6 +563,7 @@
         </w:tabs>
         <w:ind w:start="2520" w:hanging="360"/>
       </w:pPr>
+      <w:rPr/>
     </w:lvl>
     <w:lvl w:ilvl="6">
       <w:start w:val="1"/>
@@ -539,6 +576,7 @@
         </w:tabs>
         <w:ind w:start="2880" w:hanging="360"/>
       </w:pPr>
+      <w:rPr/>
     </w:lvl>
     <w:lvl w:ilvl="7">
       <w:start w:val="1"/>
@@ -551,6 +589,7 @@
         </w:tabs>
         <w:ind w:start="3240" w:hanging="360"/>
       </w:pPr>
+      <w:rPr/>
     </w:lvl>
     <w:lvl w:ilvl="8">
       <w:start w:val="1"/>
@@ -563,6 +602,7 @@
         </w:tabs>
         <w:ind w:start="3600" w:hanging="360"/>
       </w:pPr>
+      <w:rPr/>
     </w:lvl>
   </w:abstractNum>
   <w:abstractNum w:abstractNumId="5">
@@ -590,6 +630,7 @@
         </w:tabs>
         <w:ind w:start="1080" w:hanging="360"/>
       </w:pPr>
+      <w:rPr/>
     </w:lvl>
     <w:lvl w:ilvl="2">
       <w:start w:val="1"/>
@@ -602,6 +643,7 @@
         </w:tabs>
         <w:ind w:start="1440" w:hanging="360"/>
       </w:pPr>
+      <w:rPr/>
     </w:lvl>
     <w:lvl w:ilvl="3">
       <w:start w:val="1"/>
@@ -614,6 +656,7 @@
         </w:tabs>
         <w:ind w:start="1800" w:hanging="360"/>
       </w:pPr>
+      <w:rPr/>
     </w:lvl>
     <w:lvl w:ilvl="4">
       <w:start w:val="1"/>
@@ -626,6 +669,7 @@
         </w:tabs>
         <w:ind w:start="2160" w:hanging="360"/>
       </w:pPr>
+      <w:rPr/>
     </w:lvl>
     <w:lvl w:ilvl="5">
       <w:start w:val="1"/>
@@ -638,6 +682,7 @@
         </w:tabs>
         <w:ind w:start="2520" w:hanging="360"/>
       </w:pPr>
+      <w:rPr/>
     </w:lvl>
     <w:lvl w:ilvl="6">
       <w:start w:val="1"/>
@@ -650,6 +695,7 @@
         </w:tabs>
         <w:ind w:start="2880" w:hanging="360"/>
       </w:pPr>
+      <w:rPr/>
     </w:lvl>
     <w:lvl w:ilvl="7">
       <w:start w:val="1"/>
@@ -662,6 +708,7 @@
         </w:tabs>
         <w:ind w:start="3240" w:hanging="360"/>
       </w:pPr>
+      <w:rPr/>
     </w:lvl>
     <w:lvl w:ilvl="8">
       <w:start w:val="1"/>
@@ -674,6 +721,7 @@
         </w:tabs>
         <w:ind w:start="3600" w:hanging="360"/>
       </w:pPr>
+      <w:rPr/>
     </w:lvl>
   </w:abstractNum>
   <w:abstractNum w:abstractNumId="6">
@@ -701,6 +749,7 @@
         </w:tabs>
         <w:ind w:start="1080" w:hanging="360"/>
       </w:pPr>
+      <w:rPr/>
     </w:lvl>
     <w:lvl w:ilvl="2">
       <w:start w:val="1"/>
@@ -713,6 +762,7 @@
         </w:tabs>
         <w:ind w:start="1440" w:hanging="360"/>
       </w:pPr>
+      <w:rPr/>
     </w:lvl>
     <w:lvl w:ilvl="3">
       <w:start w:val="1"/>
@@ -725,6 +775,7 @@
         </w:tabs>
         <w:ind w:start="1800" w:hanging="360"/>
       </w:pPr>
+      <w:rPr/>
     </w:lvl>
     <w:lvl w:ilvl="4">
       <w:start w:val="1"/>
@@ -737,6 +788,7 @@
         </w:tabs>
         <w:ind w:start="2160" w:hanging="360"/>
       </w:pPr>
+      <w:rPr/>
     </w:lvl>
     <w:lvl w:ilvl="5">
       <w:start w:val="1"/>
@@ -749,6 +801,7 @@
         </w:tabs>
         <w:ind w:start="2520" w:hanging="360"/>
       </w:pPr>
+      <w:rPr/>
     </w:lvl>
     <w:lvl w:ilvl="6">
       <w:start w:val="1"/>
@@ -761,6 +814,7 @@
         </w:tabs>
         <w:ind w:start="2880" w:hanging="360"/>
       </w:pPr>
+      <w:rPr/>
     </w:lvl>
     <w:lvl w:ilvl="7">
       <w:start w:val="1"/>
@@ -773,6 +827,7 @@
         </w:tabs>
         <w:ind w:start="3240" w:hanging="360"/>
       </w:pPr>
+      <w:rPr/>
     </w:lvl>
     <w:lvl w:ilvl="8">
       <w:start w:val="1"/>
@@ -785,6 +840,7 @@
         </w:tabs>
         <w:ind w:start="3600" w:hanging="360"/>
       </w:pPr>
+      <w:rPr/>
     </w:lvl>
   </w:abstractNum>
   <w:abstractNum w:abstractNumId="7">
@@ -935,7 +991,7 @@
   <w:docDefaults>
     <w:rPrDefault>
       <w:rPr>
-        <w:rFonts w:ascii="Cambria" w:hAnsi="Cambria" w:eastAsia="ＭＳ 明朝" w:cs="" w:asciiTheme="minorHAnsi" w:cstheme="minorBidi" w:eastAsiaTheme="minorEastAsia" w:hAnsiTheme="minorHAnsi"/>
+        <w:rFonts w:ascii="Cambria" w:hAnsi="Cambria" w:eastAsia="" w:cs="" w:asciiTheme="minorHAnsi" w:cstheme="minorBidi" w:eastAsiaTheme="minorEastAsia" w:hAnsiTheme="minorHAnsi"/>
         <w:sz w:val="22"/>
         <w:szCs w:val="22"/>
         <w:lang w:val="en-US" w:eastAsia="en-US" w:bidi="ar-SA"/>
@@ -1092,12 +1148,13 @@
     <w:rsid w:val="00fc693f"/>
     <w:pPr>
       <w:widowControl/>
+      <w:suppressAutoHyphens w:val="true"/>
       <w:bidi w:val="0"/>
       <w:spacing w:lineRule="auto" w:line="276" w:before="0" w:after="200"/>
       <w:jc w:val="start"/>
     </w:pPr>
     <w:rPr>
-      <w:rFonts w:ascii="Cambria" w:hAnsi="Cambria" w:eastAsia="ＭＳ 明朝" w:cs="" w:asciiTheme="minorHAnsi" w:cstheme="minorBidi" w:eastAsiaTheme="minorEastAsia" w:hAnsiTheme="minorHAnsi"/>
+      <w:rFonts w:ascii="Cambria" w:hAnsi="Cambria" w:eastAsia="" w:cs="" w:asciiTheme="minorHAnsi" w:cstheme="minorBidi" w:eastAsiaTheme="minorEastAsia" w:hAnsiTheme="minorHAnsi"/>
       <w:color w:val="auto"/>
       <w:kern w:val="0"/>
       <w:sz w:val="22"/>
@@ -1120,7 +1177,7 @@
       <w:outlineLvl w:val="0"/>
     </w:pPr>
     <w:rPr>
-      <w:rFonts w:ascii="Calibri" w:hAnsi="Calibri" w:eastAsia="ＭＳ ゴシック" w:cs="" w:asciiTheme="majorHAnsi" w:cstheme="majorBidi" w:eastAsiaTheme="majorEastAsia" w:hAnsiTheme="majorHAnsi"/>
+      <w:rFonts w:ascii="Calibri" w:hAnsi="Calibri" w:eastAsia="" w:cs="" w:asciiTheme="majorHAnsi" w:cstheme="majorBidi" w:eastAsiaTheme="majorEastAsia" w:hAnsiTheme="majorHAnsi"/>
       <w:b/>
       <w:bCs/>
       <w:color w:themeColor="accent1" w:themeShade="bf" w:val="365F91"/>
@@ -1144,7 +1201,7 @@
       <w:outlineLvl w:val="1"/>
     </w:pPr>
     <w:rPr>
-      <w:rFonts w:ascii="Calibri" w:hAnsi="Calibri" w:eastAsia="ＭＳ ゴシック" w:cs="" w:asciiTheme="majorHAnsi" w:cstheme="majorBidi" w:eastAsiaTheme="majorEastAsia" w:hAnsiTheme="majorHAnsi"/>
+      <w:rFonts w:ascii="Calibri" w:hAnsi="Calibri" w:eastAsia="" w:cs="" w:asciiTheme="majorHAnsi" w:cstheme="majorBidi" w:eastAsiaTheme="majorEastAsia" w:hAnsiTheme="majorHAnsi"/>
       <w:b/>
       <w:bCs/>
       <w:color w:themeColor="accent1" w:val="4F81BD"/>
@@ -1168,7 +1225,7 @@
       <w:outlineLvl w:val="2"/>
     </w:pPr>
     <w:rPr>
-      <w:rFonts w:ascii="Calibri" w:hAnsi="Calibri" w:eastAsia="ＭＳ ゴシック" w:cs="" w:asciiTheme="majorHAnsi" w:cstheme="majorBidi" w:eastAsiaTheme="majorEastAsia" w:hAnsiTheme="majorHAnsi"/>
+      <w:rFonts w:ascii="Calibri" w:hAnsi="Calibri" w:eastAsia="" w:cs="" w:asciiTheme="majorHAnsi" w:cstheme="majorBidi" w:eastAsiaTheme="majorEastAsia" w:hAnsiTheme="majorHAnsi"/>
       <w:b/>
       <w:bCs/>
       <w:color w:themeColor="accent1" w:val="4F81BD"/>
@@ -1191,7 +1248,7 @@
       <w:outlineLvl w:val="3"/>
     </w:pPr>
     <w:rPr>
-      <w:rFonts w:ascii="Calibri" w:hAnsi="Calibri" w:eastAsia="ＭＳ ゴシック" w:cs="" w:asciiTheme="majorHAnsi" w:cstheme="majorBidi" w:eastAsiaTheme="majorEastAsia" w:hAnsiTheme="majorHAnsi"/>
+      <w:rFonts w:ascii="Calibri" w:hAnsi="Calibri" w:eastAsia="" w:cs="" w:asciiTheme="majorHAnsi" w:cstheme="majorBidi" w:eastAsiaTheme="majorEastAsia" w:hAnsiTheme="majorHAnsi"/>
       <w:b/>
       <w:bCs/>
       <w:i/>
@@ -1216,7 +1273,7 @@
       <w:outlineLvl w:val="4"/>
     </w:pPr>
     <w:rPr>
-      <w:rFonts w:ascii="Calibri" w:hAnsi="Calibri" w:eastAsia="ＭＳ ゴシック" w:cs="" w:asciiTheme="majorHAnsi" w:cstheme="majorBidi" w:eastAsiaTheme="majorEastAsia" w:hAnsiTheme="majorHAnsi"/>
+      <w:rFonts w:ascii="Calibri" w:hAnsi="Calibri" w:eastAsia="" w:cs="" w:asciiTheme="majorHAnsi" w:cstheme="majorBidi" w:eastAsiaTheme="majorEastAsia" w:hAnsiTheme="majorHAnsi"/>
       <w:color w:themeColor="accent1" w:themeShade="7f" w:val="243F60"/>
     </w:rPr>
   </w:style>
@@ -1237,7 +1294,7 @@
       <w:outlineLvl w:val="5"/>
     </w:pPr>
     <w:rPr>
-      <w:rFonts w:ascii="Calibri" w:hAnsi="Calibri" w:eastAsia="ＭＳ ゴシック" w:cs="" w:asciiTheme="majorHAnsi" w:cstheme="majorBidi" w:eastAsiaTheme="majorEastAsia" w:hAnsiTheme="majorHAnsi"/>
+      <w:rFonts w:ascii="Calibri" w:hAnsi="Calibri" w:eastAsia="" w:cs="" w:asciiTheme="majorHAnsi" w:cstheme="majorBidi" w:eastAsiaTheme="majorEastAsia" w:hAnsiTheme="majorHAnsi"/>
       <w:i/>
       <w:iCs/>
       <w:color w:themeColor="accent1" w:themeShade="7f" w:val="243F60"/>
@@ -1260,7 +1317,7 @@
       <w:outlineLvl w:val="6"/>
     </w:pPr>
     <w:rPr>
-      <w:rFonts w:ascii="Calibri" w:hAnsi="Calibri" w:eastAsia="ＭＳ ゴシック" w:cs="" w:asciiTheme="majorHAnsi" w:cstheme="majorBidi" w:eastAsiaTheme="majorEastAsia" w:hAnsiTheme="majorHAnsi"/>
+      <w:rFonts w:ascii="Calibri" w:hAnsi="Calibri" w:eastAsia="" w:cs="" w:asciiTheme="majorHAnsi" w:cstheme="majorBidi" w:eastAsiaTheme="majorEastAsia" w:hAnsiTheme="majorHAnsi"/>
       <w:i/>
       <w:iCs/>
       <w:color w:themeColor="text1" w:themeTint="bf" w:val="404040"/>
@@ -1283,7 +1340,7 @@
       <w:outlineLvl w:val="7"/>
     </w:pPr>
     <w:rPr>
-      <w:rFonts w:ascii="Calibri" w:hAnsi="Calibri" w:eastAsia="ＭＳ ゴシック" w:cs="" w:asciiTheme="majorHAnsi" w:cstheme="majorBidi" w:eastAsiaTheme="majorEastAsia" w:hAnsiTheme="majorHAnsi"/>
+      <w:rFonts w:ascii="Calibri" w:hAnsi="Calibri" w:eastAsia="" w:cs="" w:asciiTheme="majorHAnsi" w:cstheme="majorBidi" w:eastAsiaTheme="majorEastAsia" w:hAnsiTheme="majorHAnsi"/>
       <w:color w:themeColor="accent1" w:val="4F81BD"/>
       <w:sz w:val="20"/>
       <w:szCs w:val="20"/>
@@ -1306,7 +1363,7 @@
       <w:outlineLvl w:val="8"/>
     </w:pPr>
     <w:rPr>
-      <w:rFonts w:ascii="Calibri" w:hAnsi="Calibri" w:eastAsia="ＭＳ ゴシック" w:cs="" w:asciiTheme="majorHAnsi" w:cstheme="majorBidi" w:eastAsiaTheme="majorEastAsia" w:hAnsiTheme="majorHAnsi"/>
+      <w:rFonts w:ascii="Calibri" w:hAnsi="Calibri" w:eastAsia="" w:cs="" w:asciiTheme="majorHAnsi" w:cstheme="majorBidi" w:eastAsiaTheme="majorEastAsia" w:hAnsiTheme="majorHAnsi"/>
       <w:i/>
       <w:iCs/>
       <w:color w:themeColor="text1" w:themeTint="bf" w:val="404040"/>
@@ -1348,7 +1405,7 @@
     <w:qFormat/>
     <w:rsid w:val="00fc693f"/>
     <w:rPr>
-      <w:rFonts w:ascii="Calibri" w:hAnsi="Calibri" w:eastAsia="ＭＳ ゴシック" w:cs="" w:asciiTheme="majorHAnsi" w:cstheme="majorBidi" w:eastAsiaTheme="majorEastAsia" w:hAnsiTheme="majorHAnsi"/>
+      <w:rFonts w:ascii="Calibri" w:hAnsi="Calibri" w:eastAsia="" w:cs="" w:asciiTheme="majorHAnsi" w:cstheme="majorBidi" w:eastAsiaTheme="majorEastAsia" w:hAnsiTheme="majorHAnsi"/>
       <w:b/>
       <w:bCs/>
       <w:color w:themeColor="accent1" w:themeShade="bf" w:val="365F91"/>
@@ -1364,7 +1421,7 @@
     <w:qFormat/>
     <w:rsid w:val="00fc693f"/>
     <w:rPr>
-      <w:rFonts w:ascii="Calibri" w:hAnsi="Calibri" w:eastAsia="ＭＳ ゴシック" w:cs="" w:asciiTheme="majorHAnsi" w:cstheme="majorBidi" w:eastAsiaTheme="majorEastAsia" w:hAnsiTheme="majorHAnsi"/>
+      <w:rFonts w:ascii="Calibri" w:hAnsi="Calibri" w:eastAsia="" w:cs="" w:asciiTheme="majorHAnsi" w:cstheme="majorBidi" w:eastAsiaTheme="majorEastAsia" w:hAnsiTheme="majorHAnsi"/>
       <w:b/>
       <w:bCs/>
       <w:color w:themeColor="accent1" w:val="4F81BD"/>
@@ -1380,7 +1437,7 @@
     <w:qFormat/>
     <w:rsid w:val="00fc693f"/>
     <w:rPr>
-      <w:rFonts w:ascii="Calibri" w:hAnsi="Calibri" w:eastAsia="ＭＳ ゴシック" w:cs="" w:asciiTheme="majorHAnsi" w:cstheme="majorBidi" w:eastAsiaTheme="majorEastAsia" w:hAnsiTheme="majorHAnsi"/>
+      <w:rFonts w:ascii="Calibri" w:hAnsi="Calibri" w:eastAsia="" w:cs="" w:asciiTheme="majorHAnsi" w:cstheme="majorBidi" w:eastAsiaTheme="majorEastAsia" w:hAnsiTheme="majorHAnsi"/>
       <w:b/>
       <w:bCs/>
       <w:color w:themeColor="accent1" w:val="4F81BD"/>
@@ -1394,7 +1451,7 @@
     <w:qFormat/>
     <w:rsid w:val="00fc693f"/>
     <w:rPr>
-      <w:rFonts w:ascii="Calibri" w:hAnsi="Calibri" w:eastAsia="ＭＳ ゴシック" w:cs="" w:asciiTheme="majorHAnsi" w:cstheme="majorBidi" w:eastAsiaTheme="majorEastAsia" w:hAnsiTheme="majorHAnsi"/>
+      <w:rFonts w:ascii="Calibri" w:hAnsi="Calibri" w:eastAsia="" w:cs="" w:asciiTheme="majorHAnsi" w:cstheme="majorBidi" w:eastAsiaTheme="majorEastAsia" w:hAnsiTheme="majorHAnsi"/>
       <w:color w:themeColor="text2" w:themeShade="bf" w:val="17365D"/>
       <w:spacing w:val="5"/>
       <w:kern w:val="2"/>
@@ -1410,7 +1467,7 @@
     <w:qFormat/>
     <w:rsid w:val="00fc693f"/>
     <w:rPr>
-      <w:rFonts w:ascii="Calibri" w:hAnsi="Calibri" w:eastAsia="ＭＳ ゴシック" w:cs="" w:asciiTheme="majorHAnsi" w:cstheme="majorBidi" w:eastAsiaTheme="majorEastAsia" w:hAnsiTheme="majorHAnsi"/>
+      <w:rFonts w:ascii="Calibri" w:hAnsi="Calibri" w:eastAsia="" w:cs="" w:asciiTheme="majorHAnsi" w:cstheme="majorBidi" w:eastAsiaTheme="majorEastAsia" w:hAnsiTheme="majorHAnsi"/>
       <w:i/>
       <w:iCs/>
       <w:color w:themeColor="accent1" w:val="4F81BD"/>
@@ -1483,7 +1540,7 @@
     <w:qFormat/>
     <w:rsid w:val="00fc693f"/>
     <w:rPr>
-      <w:rFonts w:ascii="Calibri" w:hAnsi="Calibri" w:eastAsia="ＭＳ ゴシック" w:cs="" w:asciiTheme="majorHAnsi" w:cstheme="majorBidi" w:eastAsiaTheme="majorEastAsia" w:hAnsiTheme="majorHAnsi"/>
+      <w:rFonts w:ascii="Calibri" w:hAnsi="Calibri" w:eastAsia="" w:cs="" w:asciiTheme="majorHAnsi" w:cstheme="majorBidi" w:eastAsiaTheme="majorEastAsia" w:hAnsiTheme="majorHAnsi"/>
       <w:b/>
       <w:bCs/>
       <w:i/>
@@ -1500,7 +1557,7 @@
     <w:qFormat/>
     <w:rsid w:val="00fc693f"/>
     <w:rPr>
-      <w:rFonts w:ascii="Calibri" w:hAnsi="Calibri" w:eastAsia="ＭＳ ゴシック" w:cs="" w:asciiTheme="majorHAnsi" w:cstheme="majorBidi" w:eastAsiaTheme="majorEastAsia" w:hAnsiTheme="majorHAnsi"/>
+      <w:rFonts w:ascii="Calibri" w:hAnsi="Calibri" w:eastAsia="" w:cs="" w:asciiTheme="majorHAnsi" w:cstheme="majorBidi" w:eastAsiaTheme="majorEastAsia" w:hAnsiTheme="majorHAnsi"/>
       <w:color w:themeColor="accent1" w:themeShade="7f" w:val="243F60"/>
     </w:rPr>
   </w:style>
@@ -1513,7 +1570,7 @@
     <w:qFormat/>
     <w:rsid w:val="00fc693f"/>
     <w:rPr>
-      <w:rFonts w:ascii="Calibri" w:hAnsi="Calibri" w:eastAsia="ＭＳ ゴシック" w:cs="" w:asciiTheme="majorHAnsi" w:cstheme="majorBidi" w:eastAsiaTheme="majorEastAsia" w:hAnsiTheme="majorHAnsi"/>
+      <w:rFonts w:ascii="Calibri" w:hAnsi="Calibri" w:eastAsia="" w:cs="" w:asciiTheme="majorHAnsi" w:cstheme="majorBidi" w:eastAsiaTheme="majorEastAsia" w:hAnsiTheme="majorHAnsi"/>
       <w:i/>
       <w:iCs/>
       <w:color w:themeColor="accent1" w:themeShade="7f" w:val="243F60"/>
@@ -1528,7 +1585,7 @@
     <w:qFormat/>
     <w:rsid w:val="00fc693f"/>
     <w:rPr>
-      <w:rFonts w:ascii="Calibri" w:hAnsi="Calibri" w:eastAsia="ＭＳ ゴシック" w:cs="" w:asciiTheme="majorHAnsi" w:cstheme="majorBidi" w:eastAsiaTheme="majorEastAsia" w:hAnsiTheme="majorHAnsi"/>
+      <w:rFonts w:ascii="Calibri" w:hAnsi="Calibri" w:eastAsia="" w:cs="" w:asciiTheme="majorHAnsi" w:cstheme="majorBidi" w:eastAsiaTheme="majorEastAsia" w:hAnsiTheme="majorHAnsi"/>
       <w:i/>
       <w:iCs/>
       <w:color w:themeColor="text1" w:themeTint="bf" w:val="404040"/>
@@ -1543,7 +1600,7 @@
     <w:qFormat/>
     <w:rsid w:val="00fc693f"/>
     <w:rPr>
-      <w:rFonts w:ascii="Calibri" w:hAnsi="Calibri" w:eastAsia="ＭＳ ゴシック" w:cs="" w:asciiTheme="majorHAnsi" w:cstheme="majorBidi" w:eastAsiaTheme="majorEastAsia" w:hAnsiTheme="majorHAnsi"/>
+      <w:rFonts w:ascii="Calibri" w:hAnsi="Calibri" w:eastAsia="" w:cs="" w:asciiTheme="majorHAnsi" w:cstheme="majorBidi" w:eastAsiaTheme="majorEastAsia" w:hAnsiTheme="majorHAnsi"/>
       <w:color w:themeColor="accent1" w:val="4F81BD"/>
       <w:sz w:val="20"/>
       <w:szCs w:val="20"/>
@@ -1558,7 +1615,7 @@
     <w:qFormat/>
     <w:rsid w:val="00fc693f"/>
     <w:rPr>
-      <w:rFonts w:ascii="Calibri" w:hAnsi="Calibri" w:eastAsia="ＭＳ ゴシック" w:cs="" w:asciiTheme="majorHAnsi" w:cstheme="majorBidi" w:eastAsiaTheme="majorEastAsia" w:hAnsiTheme="majorHAnsi"/>
+      <w:rFonts w:ascii="Calibri" w:hAnsi="Calibri" w:eastAsia="" w:cs="" w:asciiTheme="majorHAnsi" w:cstheme="majorBidi" w:eastAsiaTheme="majorEastAsia" w:hAnsiTheme="majorHAnsi"/>
       <w:i/>
       <w:iCs/>
       <w:color w:themeColor="text1" w:themeTint="bf" w:val="404040"/>
@@ -1795,12 +1852,13 @@
     <w:rsid w:val="00fc693f"/>
     <w:pPr>
       <w:widowControl/>
+      <w:suppressAutoHyphens w:val="true"/>
       <w:bidi w:val="0"/>
       <w:spacing w:lineRule="auto" w:line="240" w:before="0" w:after="0"/>
       <w:jc w:val="start"/>
     </w:pPr>
     <w:rPr>
-      <w:rFonts w:ascii="Cambria" w:hAnsi="Cambria" w:eastAsia="ＭＳ 明朝" w:cs="" w:asciiTheme="minorHAnsi" w:cstheme="minorBidi" w:eastAsiaTheme="minorEastAsia" w:hAnsiTheme="minorHAnsi"/>
+      <w:rFonts w:ascii="Cambria" w:hAnsi="Cambria" w:eastAsia="" w:cs="" w:asciiTheme="minorHAnsi" w:cstheme="minorBidi" w:eastAsiaTheme="minorEastAsia" w:hAnsiTheme="minorHAnsi"/>
       <w:color w:val="auto"/>
       <w:kern w:val="0"/>
       <w:sz w:val="22"/>
@@ -1824,7 +1882,7 @@
       <w:contextualSpacing/>
     </w:pPr>
     <w:rPr>
-      <w:rFonts w:ascii="Calibri" w:hAnsi="Calibri" w:eastAsia="ＭＳ ゴシック" w:cs="" w:asciiTheme="majorHAnsi" w:cstheme="majorBidi" w:eastAsiaTheme="majorEastAsia" w:hAnsiTheme="majorHAnsi"/>
+      <w:rFonts w:ascii="Calibri" w:hAnsi="Calibri" w:eastAsia="" w:cs="" w:asciiTheme="majorHAnsi" w:cstheme="majorBidi" w:eastAsiaTheme="majorEastAsia" w:hAnsiTheme="majorHAnsi"/>
       <w:color w:themeColor="text2" w:themeShade="bf" w:val="17365D"/>
       <w:spacing w:val="5"/>
       <w:kern w:val="2"/>
@@ -1842,7 +1900,7 @@
     <w:rsid w:val="00fc693f"/>
     <w:pPr/>
     <w:rPr>
-      <w:rFonts w:ascii="Calibri" w:hAnsi="Calibri" w:eastAsia="ＭＳ ゴシック" w:cs="" w:asciiTheme="majorHAnsi" w:cstheme="majorBidi" w:eastAsiaTheme="majorEastAsia" w:hAnsiTheme="majorHAnsi"/>
+      <w:rFonts w:ascii="Calibri" w:hAnsi="Calibri" w:eastAsia="" w:cs="" w:asciiTheme="majorHAnsi" w:cstheme="majorBidi" w:eastAsiaTheme="majorEastAsia" w:hAnsiTheme="majorHAnsi"/>
       <w:i/>
       <w:iCs/>
       <w:color w:themeColor="accent1" w:val="4F81BD"/>
@@ -2075,12 +2133,13 @@
         <w:tab w:val="left" w:pos="3456" w:leader="none"/>
         <w:tab w:val="left" w:pos="4032" w:leader="none"/>
       </w:tabs>
+      <w:suppressAutoHyphens w:val="true"/>
       <w:bidi w:val="0"/>
       <w:spacing w:lineRule="auto" w:line="276" w:before="0" w:after="200"/>
       <w:jc w:val="start"/>
     </w:pPr>
     <w:rPr>
-      <w:rFonts w:ascii="Courier" w:hAnsi="Courier" w:eastAsia="ＭＳ 明朝" w:cs="" w:cstheme="minorBidi" w:eastAsiaTheme="minorEastAsia"/>
+      <w:rFonts w:ascii="Courier" w:hAnsi="Courier" w:eastAsia="" w:cs="" w:cstheme="minorBidi" w:eastAsiaTheme="minorEastAsia"/>
       <w:color w:val="auto"/>
       <w:kern w:val="0"/>
       <w:sz w:val="20"/>
@@ -5278,7 +5337,6 @@
       <w:pPr>
         <w:spacing w:before="0" w:after="0" w:line="240" w:lineRule="auto"/>
       </w:pPr>
-      <w:rPr/>
       <w:tblPr/>
       <w:tcPr>
         <w:tcBorders>
@@ -5424,7 +5482,6 @@
       <w:pPr>
         <w:spacing w:before="0" w:after="0" w:line="240" w:lineRule="auto"/>
       </w:pPr>
-      <w:rPr/>
       <w:tblPr/>
       <w:tcPr>
         <w:tcBorders>
@@ -5570,7 +5627,6 @@
       <w:pPr>
         <w:spacing w:before="0" w:after="0" w:line="240" w:lineRule="auto"/>
       </w:pPr>
-      <w:rPr/>
       <w:tblPr/>
       <w:tcPr>
         <w:tcBorders>
@@ -5716,7 +5772,6 @@
       <w:pPr>
         <w:spacing w:before="0" w:after="0" w:line="240" w:lineRule="auto"/>
       </w:pPr>
-      <w:rPr/>
       <w:tblPr/>
       <w:tcPr>
         <w:tcBorders>
@@ -5862,7 +5917,6 @@
       <w:pPr>
         <w:spacing w:before="0" w:after="0" w:line="240" w:lineRule="auto"/>
       </w:pPr>
-      <w:rPr/>
       <w:tblPr/>
       <w:tcPr>
         <w:tcBorders>
@@ -6008,7 +6062,6 @@
       <w:pPr>
         <w:spacing w:before="0" w:after="0" w:line="240" w:lineRule="auto"/>
       </w:pPr>
-      <w:rPr/>
       <w:tblPr/>
       <w:tcPr>
         <w:tcBorders>
@@ -6154,7 +6207,6 @@
       <w:pPr>
         <w:spacing w:before="0" w:after="0" w:line="240" w:lineRule="auto"/>
       </w:pPr>
-      <w:rPr/>
       <w:tblPr/>
       <w:tcPr>
         <w:tcBorders>
